--- a/docs/rules/Vedras Reiche.docx
+++ b/docs/rules/Vedras Reiche.docx
@@ -3685,6 +3685,11 @@
     <w:p>
       <w:r>
         <w:t>Einer teilt, der andere wählt zuerst.</w:t>
+      </w:r>
+    </w:p>
+    <w:p>
+      <w:r>
+        <w:t>Bei einer normalen Auktion ist der Eröffner der Referenzspieler. Gehört er selbst zu den beiden Höchstbietenden, teilt er das Gebiet. Andernfalls teilt von den beiden Höchstbietenden derjenige, der vom Eröffner aus im Uhrzeigersinn zuerst erreicht wird. Der andere Höchstbietende wählt zuerst.</w:t>
       </w:r>
     </w:p>
     <w:p>

--- a/docs/rules/Vedras Reiche.docx
+++ b/docs/rules/Vedras Reiche.docx
@@ -1398,26 +1398,12 @@
     </w:p>
     <w:p>
       <w:r>
-        <w:rPr>
-          <w:b/>
-          <w:bCs/>
-        </w:rPr>
-        <w:t>+10 % je unterschiedlichem angrenzenden Gebiet</w:t>
-      </w:r>
-    </w:p>
-    <w:p>
-      <w:r>
-        <w:t xml:space="preserve">maximal </w:t>
-      </w:r>
-      <w:r>
-        <w:rPr>
-          <w:b/>
-          <w:bCs/>
-        </w:rPr>
-        <w:t>+50 % pro Knotenpunkt</w:t>
-      </w:r>
-      <w:r>
-        <w:t>.</w:t>
+        <w:t>+15 % je unterschiedlichem angrenzenden Gebiet</w:t>
+      </w:r>
+    </w:p>
+    <w:p>
+      <w:r>
+        <w:t>maximal +75 % pro Knotenpunkt.</w:t>
       </w:r>
     </w:p>
     <w:p>
@@ -1817,11 +1803,7 @@
     </w:p>
     <w:p>
       <w:r>
-        <w:rPr>
-          <w:b/>
-          <w:bCs/>
-        </w:rPr>
-        <w:t>+25 %</w:t>
+        <w:t>+30 %</w:t>
       </w:r>
     </w:p>
     <w:p>
@@ -2634,17 +2616,7 @@
     </w:p>
     <w:p>
       <w:r>
-        <w:t xml:space="preserve">Die gemeinsame Grenze darf vollständig neu gezeichnet werden, solange sie höchstens </w:t>
-      </w:r>
-      <w:r>
-        <w:rPr>
-          <w:b/>
-          <w:bCs/>
-        </w:rPr>
-        <w:t>2 Kästchen tief</w:t>
-      </w:r>
-      <w:r>
-        <w:t xml:space="preserve"> in das neutrale Gebiet verschoben wird.</w:t>
+        <w:t>Auf der A4-Referenzkarte darf die gemeinsame Grenze vollständig neu gezeichnet werden, solange sie höchstens 3 Kästchen tief in das neutrale Gebiet verschoben wird.</w:t>
       </w:r>
     </w:p>
     <w:p>
@@ -3817,36 +3789,22 @@
         </w:rPr>
       </w:pPr>
       <w:r>
-        <w:rPr>
-          <w:b/>
-          <w:bCs/>
-        </w:rPr>
-        <w:t>Nur ein Krieg pro Gebiet</w:t>
-      </w:r>
-    </w:p>
-    <w:p>
-      <w:r>
-        <w:t xml:space="preserve">Jedes Gebiet darf pro Runde nur an </w:t>
-      </w:r>
-      <w:r>
-        <w:rPr>
-          <w:b/>
-          <w:bCs/>
-        </w:rPr>
-        <w:t>einem Krieg</w:t>
-      </w:r>
-      <w:r>
-        <w:t xml:space="preserve"> beteiligt sein.</w:t>
-      </w:r>
-    </w:p>
-    <w:p>
-      <w:r>
-        <w:t>Danach kann es weder erneut angreifen noch erneut angegriffen werden.</w:t>
-      </w:r>
-    </w:p>
-    <w:p>
-      <w:r>
-        <w:t>Auch Gebiete, die durch diesen Kampf neu entstehen, dürfen in derselben Runde nicht mehr kämpfen.</w:t>
+        <w:t>Kriegsbeteiligung pro Runde</w:t>
+      </w:r>
+    </w:p>
+    <w:p>
+      <w:r>
+        <w:t>Ein normales Gebiet darf pro Runde nur an einem Krieg beteiligt sein. Danach kann es weder erneut angreifen noch erneut angegriffen werden.</w:t>
+      </w:r>
+    </w:p>
+    <w:p>
+      <w:r>
+        <w:t>Ein Großgebiet hat eine aktuelle Fläche von mindestens 6 % der gesamten Kartenfläche. Es darf pro Runde an bis zu zwei Kriegen beteiligt sein.</w:t>
+      </w:r>
+    </w:p>
+    <w:p>
+      <w:r>
+        <w:t>Ein Großgebiet darf davon höchstens einen Krieg selbst beginnen. Die Prüfung erfolgt jeweils mit der aktuellen Fläche. Gebiete, die durch Cut-and-Choose neu entstehen, dürfen in derselben Runde nicht mehr kämpfen.</w:t>
       </w:r>
     </w:p>
     <w:p>
@@ -4826,11 +4784,7 @@
     </w:p>
     <w:p>
       <w:r>
-        <w:rPr>
-          <w:b/>
-          <w:bCs/>
-        </w:rPr>
-        <w:t>+25 %</w:t>
+        <w:t>2 Spieler: +10 % · 3 Spieler: +15 % · 4–6 Spieler: +20 %</w:t>
       </w:r>
     </w:p>
     <w:p>
@@ -4904,14 +4858,7 @@
         </w:numPr>
       </w:pPr>
       <w:r>
-        <w:t xml:space="preserve">geheime Fraktion: </w:t>
-      </w:r>
-      <w:r>
-        <w:rPr>
-          <w:b/>
-          <w:bCs/>
-        </w:rPr>
-        <w:t>+25 %</w:t>
+        <w:t>geheime Fraktion: +30 %</w:t>
       </w:r>
     </w:p>
     <w:p>
@@ -4922,14 +4869,7 @@
         </w:numPr>
       </w:pPr>
       <w:r>
-        <w:t xml:space="preserve">größter zusammenhängender Reichsteil: </w:t>
-      </w:r>
-      <w:r>
-        <w:rPr>
-          <w:b/>
-          <w:bCs/>
-        </w:rPr>
-        <w:t>+25 %</w:t>
+        <w:t>größter zusammenhängender Reichsteil: 2 Spieler +10 %, 3 Spieler +15 %, 4–6 Spieler +20 %</w:t>
       </w:r>
     </w:p>
     <w:p>
@@ -4994,14 +4934,7 @@
         </w:numPr>
       </w:pPr>
       <w:r>
-        <w:t xml:space="preserve">jeder Knotenpunkt: </w:t>
-      </w:r>
-      <w:r>
-        <w:rPr>
-          <w:b/>
-          <w:bCs/>
-        </w:rPr>
-        <w:t>+10 % je unterschiedlichem Nachbargebiet, maximal +50 % pro Knotenpunkt</w:t>
+        <w:t>jeder Knotenpunkt: +15 % je unterschiedlichem Nachbargebiet, maximal +75 % pro Knotenpunkt</w:t>
       </w:r>
     </w:p>
     <w:p>
@@ -5039,7 +4972,7 @@
     </w:p>
     <w:p>
       <w:r>
-        <w:t>Ein Gebiet besitzt 100 Kästchen und:</w:t>
+        <w:t>In einer Partie mit 4–6 Spielern besitzt ein Gebiet 100 Kästchen und:</w:t>
       </w:r>
     </w:p>
     <w:p>
@@ -5050,7 +4983,7 @@
         </w:numPr>
       </w:pPr>
       <w:r>
-        <w:t>gehört zur eigenen Fraktion: +25 %</w:t>
+        <w:t>gehört zur eigenen Fraktion: +30 %</w:t>
       </w:r>
     </w:p>
     <w:p>
@@ -5061,7 +4994,7 @@
         </w:numPr>
       </w:pPr>
       <w:r>
-        <w:t>liegt im größten Reichsteil: +25 %</w:t>
+        <w:t>liegt im größten Reichsteil: +20 %</w:t>
       </w:r>
     </w:p>
     <w:p>

--- a/docs/rules/Vedras Reiche.docx
+++ b/docs/rules/Vedras Reiche.docx
@@ -2376,7 +2376,7 @@
     </w:p>
     <w:p>
       <w:r>
-        <w:t>Der Startspieler würfelt die drei Aktivierungszahlen.</w:t>
+        <w:t>Der Startspieler bestimmt nacheinander drei Aktivierungszahlen.</w:t>
       </w:r>
     </w:p>
     <w:p>
@@ -2525,7 +2525,7 @@
     </w:p>
     <w:p>
       <w:r>
-        <w:t>Alle kontrollierten Gebiete mit einer dieser Zahlen werden aktiviert.</w:t>
+        <w:t>Nach jeder Zahl werden alle dadurch ausgelösten, in dieser Runde noch nicht aktivierten kontrollierten Gebiete vollständig abgehandelt. Erst danach wird die nächste Aktivierungszahl bestimmt.</w:t>
       </w:r>
     </w:p>
     <w:p>
@@ -2998,7 +2998,7 @@
     </w:p>
     <w:p>
       <w:r>
-        <w:t>Die zweite Aktivierungszahl gilt erst ab der nächsten Runde. Auch wenn sie einer der drei bereits gewürfelten Zahlen entspricht, löst sie in der laufenden Aktivierungsphase keine weitere Aktivierung aus.</w:t>
+        <w:t>Eine neu erhaltene zweite Aktivierungszahl gilt sofort für noch ausstehende Aktivierungszahlen derselben Runde. Bereits abgehandelte Aktivierungszahlen werden nicht rückwirkend erneut ausgewertet. Die für die aktuell abgehandelte Zahl bereits festgestellten Gebiete ändern sich nicht.</w:t>
       </w:r>
     </w:p>
     <w:p>
